--- a/data/revised_2026-10_full/tracked/v2/Physics/SS2.1_Properties_of_Waves/Physics_Properties_of_Waves_FinalExplanation_TeacherKey_TRACKED.docx
+++ b/data/revised_2026-10_full/tracked/v2/Physics/SS2.1_Properties_of_Waves/Physics_Properties_of_Waves_FinalExplanation_TeacherKey_TRACKED.docx
@@ -825,7 +825,7 @@
                     </w:rPr>
                     <w:t xml:space="preserve">Loud, muddy, drawn-out sound</w:t>
                   </w:r>
-                  <w:ins w:id="9001" w:author="Claude (AI) - proposed" w:date="2026-10-15T08:04:31Z">
+                  <w:ins w:id="9001" w:author="Claude (AI) - proposed" w:date="2026-10-18T00:32:17Z">
                     <w:r>
                       <w:rPr>
                         <w:rFonts w:ascii="Arial" w:cs="Arial" w:eastAsia="Arial" w:hAnsi="Arial"/>
@@ -1860,7 +1860,7 @@
               </w:rPr>
               <w:t xml:space="preserve">Delay and distance alone do not explain every site. Use the Echo Table and the Surface Table to answer: (a) Why do Hell's Gate and Ngong Hills give clear, strong echoes? (b) Why is the sound in the Kisumu hall loud, muddy and drawn out? Use the words reverberation and interference in your answer. (c) Site D has a delay of 1.76 s, which is longer than 0.1 s, yet there is no echo. Explain why, using the ideas of spreading </w:t>
             </w:r>
-            <w:del w:id="9002" w:author="Claude (AI) - proposed" w:date="2026-10-15T08:04:31Z">
+            <w:del w:id="9002" w:author="Claude (AI) - proposed" w:date="2026-10-18T00:32:17Z">
               <w:r>
                 <w:rPr>
                   <w:rFonts w:ascii="Arial" w:cs="Arial" w:eastAsia="Arial" w:hAnsi="Arial"/>
@@ -1875,7 +1875,7 @@
                 <w:delText xml:space="preserve">(diffraction)</w:delText>
               </w:r>
             </w:del>
-            <w:ins w:id="9003" w:author="Claude (AI) - proposed" w:date="2026-10-15T08:04:31Z">
+            <w:ins w:id="9003" w:author="Claude (AI) - proposed" w:date="2026-10-18T00:32:17Z">
               <w:r>
                 <w:rPr>
                   <w:rFonts w:ascii="Arial" w:cs="Arial" w:eastAsia="Arial" w:hAnsi="Arial"/>
@@ -1936,7 +1936,7 @@
               </w:rPr>
               <w:t xml:space="preserve">(a) At Hell's Gate (85 m) and Ngong Hills (170 m) the surfaces are far more than 17 m away, so the delays (0.50 s and 1.00 s) are longer than 0.1 s and the echo is heard separately from the shout. The cliff and valley wall are large, hard, smooth rock surfaces, which reflect about 90% of the sound energy, so the returning sound is strong. (b) In the Kisumu hall the far wall is only 12 m away, so the delay is 0.07 s, less than 0.1 s, and the reflection merges with the voice. The hall also has many hard walls and a hard roof, so the sound keeps reflecting and the reflections overlap. This overlapping and prolonging of sound is reverberation, and it lasts about 1.2 s. The overlapping reflected waves add together (interference): in some places they strengthen the sound and in others they partly cancel it, so the sound is loud, muddy and drawn out. (c) On the open grounds the sound spreads out over a huge area (it </w:t>
             </w:r>
-            <w:del w:id="9004" w:author="Claude (AI) - proposed" w:date="2026-10-15T08:04:31Z">
+            <w:del w:id="9004" w:author="Claude (AI) - proposed" w:date="2026-10-18T00:32:17Z">
               <w:r>
                 <w:rPr>
                   <w:rFonts w:ascii="Arial" w:cs="Arial" w:eastAsia="Arial" w:hAnsi="Arial"/>
@@ -1951,7 +1951,7 @@
                 <w:delText xml:space="preserve">diffracts and spreads</w:delText>
               </w:r>
             </w:del>
-            <w:ins w:id="9005" w:author="Claude (AI) - proposed" w:date="2026-10-15T08:04:31Z">
+            <w:ins w:id="9005" w:author="Claude (AI) - proposed" w:date="2026-10-18T00:32:17Z">
               <w:r>
                 <w:rPr>
                   <w:rFonts w:ascii="Arial" w:cs="Arial" w:eastAsia="Arial" w:hAnsi="Arial"/>
@@ -2041,7 +2041,7 @@
               </w:rPr>
               <w:t xml:space="preserve">Part 4: Other wave behaviours </w:t>
             </w:r>
-            <w:del w:id="9006" w:author="Claude (AI) - proposed" w:date="2026-10-15T08:04:31Z">
+            <w:del w:id="9006" w:author="Claude (AI) - proposed" w:date="2026-10-18T00:32:17Z">
               <w:r>
                 <w:rPr>
                   <w:rFonts w:ascii="Arial" w:cs="Arial" w:eastAsia="Arial" w:hAnsi="Arial"/>
@@ -2056,7 +2056,7 @@
                 <w:delText xml:space="preserve">at a boundary</w:delText>
               </w:r>
             </w:del>
-            <w:ins w:id="9007" w:author="Claude (AI) - proposed" w:date="2026-10-15T08:04:31Z">
+            <w:ins w:id="9007" w:author="Claude (AI) - proposed" w:date="2026-10-18T00:32:17Z">
               <w:r>
                 <w:rPr>
                   <w:rFonts w:ascii="Arial" w:cs="Arial" w:eastAsia="Arial" w:hAnsi="Arial"/>
@@ -2106,7 +2106,7 @@
               </w:rPr>
               <w:t xml:space="preserve">When a wave meets a boundary, different things can happen. (a) Explain the difference between reflection and refraction, and say which of them returns the sound to the learners at Hell's Gate. (b) Light going from air into water at i = 45 degrees bends to r = 32 degrees. State what this tells you about the speed of light in water and why the light bends. (c) Sound can turn the corner of a 1.0 m doorway but a torch beam makes a sharp patch. Use the wavelength of a 340 Hz sound and the wavelength of light (5.5 x 10^-7 m) to explain this.</w:t>
             </w:r>
-            <w:ins w:id="9008" w:author="Claude (AI) - proposed" w:date="2026-10-15T08:04:31Z">
+            <w:ins w:id="9008" w:author="Claude (AI) - proposed" w:date="2026-10-18T00:32:17Z">
               <w:r>
                 <w:rPr>
                   <w:rFonts w:ascii="Arial" w:cs="Arial" w:eastAsia="Arial" w:hAnsi="Arial"/>
@@ -2154,7 +2154,7 @@
               </w:rPr>
               <w:t xml:space="preserve">(a) In reflection the wave bounces back into the same medium with i = r. In refraction the wave passes into a second medium and changes direction because its speed changes. At Hell's Gate it is reflection that sends the sound back and makes the echo; refraction does not by itself explain the echo. (b) The light bends towards the normal, so it slows down in water. Light travels at 3.0 x 10^8 m/s in air and 2.26 x 10^8 m/s in water. The wave changes direction because its speed changes at the boundary. (c) Wavelength = v / f = 340 / 340 = 1.0 m for a 340 Hz sound. This is about the same size as the 1.0 m doorway, so the sound spreads strongly (diffracts) and can be heard around the corner. The wavelength of light, 5.5 x 10^-7 m, is tiny compared with the doorway, so the light hardly bends and makes a sharp patch with a clear edge. Diffraction does not change the frequency or the wavelength.</w:t>
             </w:r>
-            <w:ins w:id="9009" w:author="Claude (AI) - proposed" w:date="2026-10-15T08:04:31Z">
+            <w:ins w:id="9009" w:author="Claude (AI) - proposed" w:date="2026-10-18T00:32:17Z">
               <w:r>
                 <w:rPr>
                   <w:rFonts w:ascii="Arial" w:cs="Arial" w:eastAsia="Arial" w:hAnsi="Arial"/>
@@ -2552,7 +2552,7 @@
               <w:spacing w:after="40" w:before="0"/>
               <w:jc w:val="left"/>
             </w:pPr>
-            <w:ins w:id="9010" w:author="Claude (AI) - proposed" w:date="2026-10-15T08:04:31Z">
+            <w:ins w:id="9010" w:author="Claude (AI) - proposed" w:date="2026-10-18T00:32:17Z">
               <w:r>
                 <w:rPr>
                   <w:rFonts w:ascii="Arial" w:cs="Arial" w:eastAsia="Arial" w:hAnsi="Arial"/>
@@ -2600,7 +2600,7 @@
               <w:spacing w:after="40" w:before="0"/>
               <w:jc w:val="left"/>
             </w:pPr>
-            <w:ins w:id="9011" w:author="Claude (AI) - proposed" w:date="2026-10-15T08:04:31Z">
+            <w:ins w:id="9011" w:author="Claude (AI) - proposed" w:date="2026-10-18T00:32:17Z">
               <w:r>
                 <w:rPr>
                   <w:rFonts w:ascii="Arial" w:cs="Arial" w:eastAsia="Arial" w:hAnsi="Arial"/>
@@ -2648,7 +2648,7 @@
               <w:spacing w:after="40" w:before="0"/>
               <w:jc w:val="left"/>
             </w:pPr>
-            <w:ins w:id="9012" w:author="Claude (AI) - proposed" w:date="2026-10-15T08:04:31Z">
+            <w:ins w:id="9012" w:author="Claude (AI) - proposed" w:date="2026-10-18T00:32:17Z">
               <w:r>
                 <w:rPr>
                   <w:rFonts w:ascii="Arial" w:cs="Arial" w:eastAsia="Arial" w:hAnsi="Arial"/>
@@ -2731,7 +2731,7 @@
               <w:spacing w:after="40" w:before="0"/>
               <w:jc w:val="left"/>
             </w:pPr>
-            <w:ins w:id="9013" w:author="Claude (AI) - proposed" w:date="2026-10-15T08:04:31Z">
+            <w:ins w:id="9013" w:author="Claude (AI) - proposed" w:date="2026-10-18T00:32:17Z">
               <w:r>
                 <w:rPr>
                   <w:rFonts w:ascii="Arial" w:cs="Arial" w:eastAsia="Arial" w:hAnsi="Arial"/>
@@ -2779,7 +2779,7 @@
               <w:spacing w:after="40" w:before="0"/>
               <w:jc w:val="left"/>
             </w:pPr>
-            <w:ins w:id="9014" w:author="Claude (AI) - proposed" w:date="2026-10-15T08:04:31Z">
+            <w:ins w:id="9014" w:author="Claude (AI) - proposed" w:date="2026-10-18T00:32:17Z">
               <w:r>
                 <w:rPr>
                   <w:rFonts w:ascii="Arial" w:cs="Arial" w:eastAsia="Arial" w:hAnsi="Arial"/>
@@ -2827,7 +2827,7 @@
               <w:spacing w:after="40" w:before="0"/>
               <w:jc w:val="left"/>
             </w:pPr>
-            <w:ins w:id="9015" w:author="Claude (AI) - proposed" w:date="2026-10-15T08:04:31Z">
+            <w:ins w:id="9015" w:author="Claude (AI) - proposed" w:date="2026-10-18T00:32:17Z">
               <w:r>
                 <w:rPr>
                   <w:rFonts w:ascii="Arial" w:cs="Arial" w:eastAsia="Arial" w:hAnsi="Arial"/>
@@ -2910,7 +2910,7 @@
               <w:spacing w:after="40" w:before="0"/>
               <w:jc w:val="left"/>
             </w:pPr>
-            <w:ins w:id="9016" w:author="Claude (AI) - proposed" w:date="2026-10-15T08:04:31Z">
+            <w:ins w:id="9016" w:author="Claude (AI) - proposed" w:date="2026-10-18T00:32:17Z">
               <w:r>
                 <w:rPr>
                   <w:rFonts w:ascii="Arial" w:cs="Arial" w:eastAsia="Arial" w:hAnsi="Arial"/>
@@ -2958,7 +2958,7 @@
               <w:spacing w:after="40" w:before="0"/>
               <w:jc w:val="left"/>
             </w:pPr>
-            <w:ins w:id="9017" w:author="Claude (AI) - proposed" w:date="2026-10-15T08:04:31Z">
+            <w:ins w:id="9017" w:author="Claude (AI) - proposed" w:date="2026-10-18T00:32:17Z">
               <w:r>
                 <w:rPr>
                   <w:rFonts w:ascii="Arial" w:cs="Arial" w:eastAsia="Arial" w:hAnsi="Arial"/>
@@ -3006,7 +3006,7 @@
               <w:spacing w:after="40" w:before="0"/>
               <w:jc w:val="left"/>
             </w:pPr>
-            <w:ins w:id="9018" w:author="Claude (AI) - proposed" w:date="2026-10-15T08:04:31Z">
+            <w:ins w:id="9018" w:author="Claude (AI) - proposed" w:date="2026-10-18T00:32:17Z">
               <w:r>
                 <w:rPr>
                   <w:rFonts w:ascii="Arial" w:cs="Arial" w:eastAsia="Arial" w:hAnsi="Arial"/>
@@ -3089,7 +3089,7 @@
               <w:spacing w:after="40" w:before="0"/>
               <w:jc w:val="left"/>
             </w:pPr>
-            <w:ins w:id="9019" w:author="Claude (AI) - proposed" w:date="2026-10-15T08:04:31Z">
+            <w:ins w:id="9019" w:author="Claude (AI) - proposed" w:date="2026-10-18T00:32:17Z">
               <w:r>
                 <w:rPr>
                   <w:rFonts w:ascii="Arial" w:cs="Arial" w:eastAsia="Arial" w:hAnsi="Arial"/>
@@ -3117,7 +3117,7 @@
               </w:rPr>
               <w:t xml:space="preserve">Correctly separates reflection from refraction, explains bending using speed change, uses wavelengths to explain diffraction, </w:t>
             </w:r>
-            <w:ins w:id="9020" w:author="Claude (AI) - proposed" w:date="2026-10-15T08:04:31Z">
+            <w:ins w:id="9020" w:author="Claude (AI) - proposed" w:date="2026-10-18T00:32:17Z">
               <w:r>
                 <w:rPr>
                   <w:rFonts w:ascii="Arial" w:cs="Arial" w:eastAsia="Arial" w:hAnsi="Arial"/>
@@ -3165,7 +3165,7 @@
               <w:spacing w:after="40" w:before="0"/>
               <w:jc w:val="left"/>
             </w:pPr>
-            <w:ins w:id="9021" w:author="Claude (AI) - proposed" w:date="2026-10-15T08:04:31Z">
+            <w:ins w:id="9021" w:author="Claude (AI) - proposed" w:date="2026-10-18T00:32:17Z">
               <w:r>
                 <w:rPr>
                   <w:rFonts w:ascii="Arial" w:cs="Arial" w:eastAsia="Arial" w:hAnsi="Arial"/>
@@ -3193,7 +3193,7 @@
               </w:rPr>
               <w:t xml:space="preserve">Gets most of the distinctions right and does most of the </w:t>
             </w:r>
-            <w:del w:id="9022" w:author="Claude (AI) - proposed" w:date="2026-10-15T08:04:31Z">
+            <w:del w:id="9022" w:author="Claude (AI) - proposed" w:date="2026-10-18T00:32:17Z">
               <w:r>
                 <w:rPr>
                   <w:rFonts w:ascii="Arial" w:cs="Arial" w:eastAsia="Arial" w:hAnsi="Arial"/>
@@ -3208,7 +3208,7 @@
                 <w:delText xml:space="preserve">wavelength or ultrasound working </w:delText>
               </w:r>
             </w:del>
-            <w:ins w:id="9023" w:author="Claude (AI) - proposed" w:date="2026-10-15T08:04:31Z">
+            <w:ins w:id="9023" w:author="Claude (AI) - proposed" w:date="2026-10-18T00:32:17Z">
               <w:r>
                 <w:rPr>
                   <w:rFonts w:ascii="Arial" w:cs="Arial" w:eastAsia="Arial" w:hAnsi="Arial"/>
@@ -3256,7 +3256,7 @@
               <w:spacing w:after="40" w:before="0"/>
               <w:jc w:val="left"/>
             </w:pPr>
-            <w:ins w:id="9024" w:author="Claude (AI) - proposed" w:date="2026-10-15T08:04:31Z">
+            <w:ins w:id="9024" w:author="Claude (AI) - proposed" w:date="2026-10-18T00:32:17Z">
               <w:r>
                 <w:rPr>
                   <w:rFonts w:ascii="Arial" w:cs="Arial" w:eastAsia="Arial" w:hAnsi="Arial"/>
@@ -3284,7 +3284,7 @@
               </w:rPr>
               <w:t xml:space="preserve">Confuses reflection with refraction</w:t>
             </w:r>
-            <w:del w:id="9025" w:author="Claude (AI) - proposed" w:date="2026-10-15T08:04:31Z">
+            <w:del w:id="9025" w:author="Claude (AI) - proposed" w:date="2026-10-18T00:32:17Z">
               <w:r>
                 <w:rPr>
                   <w:rFonts w:ascii="Arial" w:cs="Arial" w:eastAsia="Arial" w:hAnsi="Arial"/>
@@ -3299,7 +3299,7 @@
                 <w:delText xml:space="preserve"> or</w:delText>
               </w:r>
             </w:del>
-            <w:ins w:id="9026" w:author="Claude (AI) - proposed" w:date="2026-10-15T08:04:31Z">
+            <w:ins w:id="9026" w:author="Claude (AI) - proposed" w:date="2026-10-18T00:32:17Z">
               <w:r>
                 <w:rPr>
                   <w:rFonts w:ascii="Arial" w:cs="Arial" w:eastAsia="Arial" w:hAnsi="Arial"/>
@@ -3327,7 +3327,7 @@
               </w:rPr>
               <w:t xml:space="preserve"> does not use wavelength to explain diffraction</w:t>
             </w:r>
-            <w:ins w:id="9027" w:author="Claude (AI) - proposed" w:date="2026-10-15T08:04:31Z">
+            <w:ins w:id="9027" w:author="Claude (AI) - proposed" w:date="2026-10-18T00:32:17Z">
               <w:r>
                 <w:rPr>
                   <w:rFonts w:ascii="Arial" w:cs="Arial" w:eastAsia="Arial" w:hAnsi="Arial"/>
@@ -3410,7 +3410,7 @@
               <w:spacing w:after="40" w:before="0"/>
               <w:jc w:val="left"/>
             </w:pPr>
-            <w:ins w:id="9028" w:author="Claude (AI) - proposed" w:date="2026-10-15T08:04:31Z">
+            <w:ins w:id="9028" w:author="Claude (AI) - proposed" w:date="2026-10-18T00:32:17Z">
               <w:r>
                 <w:rPr>
                   <w:rFonts w:ascii="Arial" w:cs="Arial" w:eastAsia="Arial" w:hAnsi="Arial"/>
@@ -3458,7 +3458,7 @@
               <w:spacing w:after="40" w:before="0"/>
               <w:jc w:val="left"/>
             </w:pPr>
-            <w:ins w:id="9029" w:author="Claude (AI) - proposed" w:date="2026-10-15T08:04:31Z">
+            <w:ins w:id="9029" w:author="Claude (AI) - proposed" w:date="2026-10-18T00:32:17Z">
               <w:r>
                 <w:rPr>
                   <w:rFonts w:ascii="Arial" w:cs="Arial" w:eastAsia="Arial" w:hAnsi="Arial"/>
@@ -3506,7 +3506,7 @@
               <w:spacing w:after="40" w:before="0"/>
               <w:jc w:val="left"/>
             </w:pPr>
-            <w:ins w:id="9030" w:author="Claude (AI) - proposed" w:date="2026-10-15T08:04:31Z">
+            <w:ins w:id="9030" w:author="Claude (AI) - proposed" w:date="2026-10-18T00:32:17Z">
               <w:r>
                 <w:rPr>
                   <w:rFonts w:ascii="Arial" w:cs="Arial" w:eastAsia="Arial" w:hAnsi="Arial"/>
@@ -3656,7 +3656,7 @@
         </w:rPr>
         <w:t xml:space="preserve">© 2026 SeaVuria and ARES. This work is licensed under a </w:t>
       </w:r>
-      <w:hyperlink w:history="1" r:id="rId8fdmu1rb1qrguhzai_ro3">
+      <w:hyperlink w:history="1" r:id="rIdm7s9ea8qggp6no1c-rusv">
         <w:r>
           <w:rPr>
             <w:rFonts w:ascii="Arial" w:cs="Arial" w:eastAsia="Arial" w:hAnsi="Arial"/>
@@ -3676,7 +3676,7 @@
         </w:rPr>
         <w:t xml:space="preserve"> (</w:t>
       </w:r>
-      <w:hyperlink w:history="1" r:id="rIdlqkeh0qooszp4jshdpycm">
+      <w:hyperlink w:history="1" r:id="rIddnpxrlzrykwdcwwobd8px">
         <w:r>
           <w:rPr>
             <w:rFonts w:ascii="Arial" w:cs="Arial" w:eastAsia="Arial" w:hAnsi="Arial"/>
@@ -3696,7 +3696,7 @@
         </w:rPr>
         <w:t xml:space="preserve">). To view a copy of this license, visit </w:t>
       </w:r>
-      <w:hyperlink w:history="1" r:id="rIdyn_wv6m74udm_lxegmk0v">
+      <w:hyperlink w:history="1" r:id="rId7blkr6diqrdj6hbso5ham">
         <w:r>
           <w:rPr>
             <w:rFonts w:ascii="Arial" w:cs="Arial" w:eastAsia="Arial" w:hAnsi="Arial"/>
